--- a/reports/web data Lab Report.docx
+++ b/reports/web data Lab Report.docx
@@ -57,20 +57,89 @@
         <w:rPr>
           <w:b/>
           <w:bCs/>
-        </w:rPr>
-      </w:pPr>
-    </w:p>
-    <w:p>
-      <w:pPr>
-        <w:rPr>
-          <w:b/>
-          <w:bCs/>
-        </w:rPr>
-      </w:pPr>
-      <w:r>
-        <w:rPr>
-          <w:b/>
-          <w:bCs/>
+          <w:sz w:val="20"/>
+          <w:szCs w:val="20"/>
+          <w:lang w:val="en-US"/>
+        </w:rPr>
+      </w:pPr>
+    </w:p>
+    <w:p>
+      <w:pPr>
+        <w:rPr>
+          <w:b/>
+          <w:bCs/>
+          <w:sz w:val="20"/>
+          <w:szCs w:val="20"/>
+          <w:lang w:val="en-US"/>
+        </w:rPr>
+      </w:pPr>
+      <w:proofErr w:type="spellStart"/>
+      <w:r>
+        <w:rPr>
+          <w:b/>
+          <w:bCs/>
+          <w:sz w:val="20"/>
+          <w:szCs w:val="20"/>
+          <w:lang w:val="en-US"/>
+        </w:rPr>
+        <w:t>Github</w:t>
+      </w:r>
+      <w:proofErr w:type="spellEnd"/>
+      <w:r>
+        <w:rPr>
+          <w:b/>
+          <w:bCs/>
+          <w:sz w:val="20"/>
+          <w:szCs w:val="20"/>
+          <w:lang w:val="en-US"/>
+        </w:rPr>
+        <w:t xml:space="preserve"> </w:t>
+      </w:r>
+      <w:proofErr w:type="gramStart"/>
+      <w:r>
+        <w:rPr>
+          <w:b/>
+          <w:bCs/>
+          <w:sz w:val="20"/>
+          <w:szCs w:val="20"/>
+          <w:lang w:val="en-US"/>
+        </w:rPr>
+        <w:t>link :</w:t>
+      </w:r>
+      <w:proofErr w:type="gramEnd"/>
+      <w:r>
+        <w:rPr>
+          <w:b/>
+          <w:bCs/>
+          <w:sz w:val="20"/>
+          <w:szCs w:val="20"/>
+          <w:lang w:val="en-US"/>
+        </w:rPr>
+        <w:t xml:space="preserve"> </w:t>
+      </w:r>
+      <w:r>
+        <w:rPr>
+          <w:b/>
+          <w:bCs/>
+          <w:sz w:val="20"/>
+          <w:szCs w:val="20"/>
+          <w:lang w:val="en-US"/>
+        </w:rPr>
+        <w:t>https://github.com/ayhan1010/Web-Data</w:t>
+      </w:r>
+    </w:p>
+    <w:p>
+      <w:pPr>
+        <w:rPr>
+          <w:b/>
+          <w:bCs/>
+        </w:rPr>
+      </w:pPr>
+      <w:r>
+        <w:rPr>
+          <w:b/>
+          <w:bCs/>
+          <w:lang w:val="en-US"/>
         </w:rPr>
         <w:br/>
       </w:r>
@@ -468,7 +537,7 @@
           <w:bCs/>
           <w:lang w:val="en-US"/>
         </w:rPr>
-        <w:t xml:space="preserve"> model. Entities were classified into four types: PERSON, ORG, GPE, and DATE. Examples of extracted entities include "Airbus" (ORG), "Toulouse" (GPE), "Marie Curie" (PERSON), and </w:t>
+        <w:t xml:space="preserve"> model. Entities were classified into four types: PERSON, ORG, GPE, and DATE. Examples of </w:t>
       </w:r>
       <w:r>
         <w:rPr>
@@ -477,7 +546,7 @@
           <w:lang w:val="en-US"/>
         </w:rPr>
         <w:lastRenderedPageBreak/>
-        <w:t>"1889" (DATE). All extracted entities were saved in extracted_knowledge.csv with their type and source URL.</w:t>
+        <w:t>extracted entities include "Airbus" (ORG), "Toulouse" (GPE), "Marie Curie" (PERSON), and "1889" (DATE). All extracted entities were saved in extracted_knowledge.csv with their type and source URL.</w:t>
       </w:r>
     </w:p>
     <w:p>
@@ -607,9 +676,82 @@
           <w:bCs/>
           <w:lang w:val="en-US"/>
         </w:rPr>
-        <w:t xml:space="preserve">Entities were modeled as RDF resources under the namespace http://example.org/. Three classes were defined: ns3:PERSON, ns3:ORG, and ns3:GPE. The main predicate used for geographic relations was ns3:locatedIn, linking entities to their geographic context. All entities were assigned an </w:t>
+        <w:t>Entities were modeled as RDF resources under the namespace http://example.org/. Three classes were defined: ns</w:t>
+      </w:r>
+      <w:proofErr w:type="gramStart"/>
+      <w:r>
+        <w:rPr>
+          <w:b/>
+          <w:bCs/>
+          <w:lang w:val="en-US"/>
+        </w:rPr>
+        <w:t>3:PERSON</w:t>
+      </w:r>
+      <w:proofErr w:type="gramEnd"/>
+      <w:r>
+        <w:rPr>
+          <w:b/>
+          <w:bCs/>
+          <w:lang w:val="en-US"/>
+        </w:rPr>
+        <w:t>, ns3:ORG, and ns</w:t>
+      </w:r>
+      <w:proofErr w:type="gramStart"/>
+      <w:r>
+        <w:rPr>
+          <w:b/>
+          <w:bCs/>
+          <w:lang w:val="en-US"/>
+        </w:rPr>
+        <w:t>3:GPE</w:t>
+      </w:r>
+      <w:proofErr w:type="gramEnd"/>
+      <w:r>
+        <w:rPr>
+          <w:b/>
+          <w:bCs/>
+          <w:lang w:val="en-US"/>
+        </w:rPr>
+        <w:t>. The main predicate used for geographic relations was ns</w:t>
+      </w:r>
+      <w:proofErr w:type="gramStart"/>
+      <w:r>
+        <w:rPr>
+          <w:b/>
+          <w:bCs/>
+          <w:lang w:val="en-US"/>
+        </w:rPr>
+        <w:t>3:locatedIn</w:t>
+      </w:r>
+      <w:proofErr w:type="gramEnd"/>
+      <w:r>
+        <w:rPr>
+          <w:b/>
+          <w:bCs/>
+          <w:lang w:val="en-US"/>
+        </w:rPr>
+        <w:t xml:space="preserve">, linking entities to their geographic context. All entities were assigned </w:t>
+      </w:r>
+      <w:proofErr w:type="gramStart"/>
+      <w:r>
+        <w:rPr>
+          <w:b/>
+          <w:bCs/>
+          <w:lang w:val="en-US"/>
+        </w:rPr>
+        <w:t>an</w:t>
+      </w:r>
+      <w:proofErr w:type="gramEnd"/>
+      <w:r>
+        <w:rPr>
+          <w:b/>
+          <w:bCs/>
+          <w:lang w:val="en-US"/>
+        </w:rPr>
+        <w:t xml:space="preserve"> </w:t>
       </w:r>
       <w:proofErr w:type="spellStart"/>
+      <w:proofErr w:type="gramStart"/>
       <w:r>
         <w:rPr>
           <w:b/>
@@ -619,6 +761,7 @@
         <w:t>rdf:type</w:t>
       </w:r>
       <w:proofErr w:type="spellEnd"/>
+      <w:proofErr w:type="gramEnd"/>
       <w:r>
         <w:rPr>
           <w:b/>
@@ -680,6 +823,7 @@
         <w:t xml:space="preserve"> SPARQL endpoint to find a matching external URI. A confidence score was computed for each match. Only entities with a confidence score of 0.99 were considered successfully linked and assigned an </w:t>
       </w:r>
       <w:proofErr w:type="spellStart"/>
+      <w:proofErr w:type="gramStart"/>
       <w:r>
         <w:rPr>
           <w:b/>
@@ -689,6 +833,7 @@
         <w:t>owl:sameAs</w:t>
       </w:r>
       <w:proofErr w:type="spellEnd"/>
+      <w:proofErr w:type="gramEnd"/>
       <w:r>
         <w:rPr>
           <w:b/>
@@ -768,6 +913,7 @@
         <w:t xml:space="preserve"> property was identified. Exact matches were aligned using </w:t>
       </w:r>
       <w:proofErr w:type="spellStart"/>
+      <w:proofErr w:type="gramStart"/>
       <w:r>
         <w:rPr>
           <w:b/>
@@ -777,13 +923,32 @@
         <w:t>owl:equivalentProperty</w:t>
       </w:r>
       <w:proofErr w:type="spellEnd"/>
-      <w:r>
-        <w:rPr>
-          <w:b/>
-          <w:bCs/>
-          <w:lang w:val="en-US"/>
-        </w:rPr>
-        <w:t xml:space="preserve">. For example, ns3:locatedIn was aligned to the </w:t>
+      <w:proofErr w:type="gramEnd"/>
+      <w:r>
+        <w:rPr>
+          <w:b/>
+          <w:bCs/>
+          <w:lang w:val="en-US"/>
+        </w:rPr>
+        <w:t>. For example, ns</w:t>
+      </w:r>
+      <w:proofErr w:type="gramStart"/>
+      <w:r>
+        <w:rPr>
+          <w:b/>
+          <w:bCs/>
+          <w:lang w:val="en-US"/>
+        </w:rPr>
+        <w:t>3:locatedIn</w:t>
+      </w:r>
+      <w:proofErr w:type="gramEnd"/>
+      <w:r>
+        <w:rPr>
+          <w:b/>
+          <w:bCs/>
+          <w:lang w:val="en-US"/>
+        </w:rPr>
+        <w:t xml:space="preserve"> was aligned to the </w:t>
       </w:r>
       <w:proofErr w:type="spellStart"/>
       <w:r>
@@ -1011,7 +1176,25 @@
           <w:bCs/>
           <w:lang w:val="en-US"/>
         </w:rPr>
-        <w:t xml:space="preserve">Person(?p) </w:t>
+        <w:t>Person</w:t>
+      </w:r>
+      <w:proofErr w:type="gramStart"/>
+      <w:r>
+        <w:rPr>
+          <w:b/>
+          <w:bCs/>
+          <w:lang w:val="en-US"/>
+        </w:rPr>
+        <w:t>(?p</w:t>
+      </w:r>
+      <w:proofErr w:type="gramEnd"/>
+      <w:r>
+        <w:rPr>
+          <w:b/>
+          <w:bCs/>
+          <w:lang w:val="en-US"/>
+        </w:rPr>
+        <w:t xml:space="preserve">) </w:t>
       </w:r>
       <w:r>
         <w:rPr>
@@ -1031,6 +1214,7 @@
         <w:t xml:space="preserve"> </w:t>
       </w:r>
       <w:proofErr w:type="spellStart"/>
+      <w:proofErr w:type="gramStart"/>
       <w:r>
         <w:rPr>
           <w:b/>
@@ -1046,7 +1230,34 @@
           <w:bCs/>
           <w:lang w:val="en-US"/>
         </w:rPr>
-        <w:t xml:space="preserve">(?p, ?s) </w:t>
+        <w:t>(</w:t>
+      </w:r>
+      <w:proofErr w:type="gramEnd"/>
+      <w:r>
+        <w:rPr>
+          <w:b/>
+          <w:bCs/>
+          <w:lang w:val="en-US"/>
+        </w:rPr>
+        <w:t>?p</w:t>
+      </w:r>
+      <w:proofErr w:type="gramStart"/>
+      <w:r>
+        <w:rPr>
+          <w:b/>
+          <w:bCs/>
+          <w:lang w:val="en-US"/>
+        </w:rPr>
+        <w:t>, ?s</w:t>
+      </w:r>
+      <w:proofErr w:type="gramEnd"/>
+      <w:r>
+        <w:rPr>
+          <w:b/>
+          <w:bCs/>
+          <w:lang w:val="en-US"/>
+        </w:rPr>
+        <w:t xml:space="preserve">) </w:t>
       </w:r>
       <w:r>
         <w:rPr>
@@ -1063,7 +1274,25 @@
           <w:bCs/>
           <w:lang w:val="en-US"/>
         </w:rPr>
-        <w:t xml:space="preserve"> Man(?s) </w:t>
+        <w:t xml:space="preserve"> Man</w:t>
+      </w:r>
+      <w:proofErr w:type="gramStart"/>
+      <w:r>
+        <w:rPr>
+          <w:b/>
+          <w:bCs/>
+          <w:lang w:val="en-US"/>
+        </w:rPr>
+        <w:t>(?s</w:t>
+      </w:r>
+      <w:proofErr w:type="gramEnd"/>
+      <w:r>
+        <w:rPr>
+          <w:b/>
+          <w:bCs/>
+          <w:lang w:val="en-US"/>
+        </w:rPr>
+        <w:t xml:space="preserve">) </w:t>
       </w:r>
       <w:r>
         <w:rPr>
@@ -1083,6 +1312,7 @@
         <w:t xml:space="preserve"> </w:t>
       </w:r>
       <w:proofErr w:type="spellStart"/>
+      <w:proofErr w:type="gramStart"/>
       <w:r>
         <w:rPr>
           <w:b/>
@@ -1098,7 +1328,34 @@
           <w:bCs/>
           <w:lang w:val="en-US"/>
         </w:rPr>
-        <w:t>(?p, ?s)</w:t>
+        <w:t>(</w:t>
+      </w:r>
+      <w:proofErr w:type="gramEnd"/>
+      <w:r>
+        <w:rPr>
+          <w:b/>
+          <w:bCs/>
+          <w:lang w:val="en-US"/>
+        </w:rPr>
+        <w:t>?p</w:t>
+      </w:r>
+      <w:proofErr w:type="gramStart"/>
+      <w:r>
+        <w:rPr>
+          <w:b/>
+          <w:bCs/>
+          <w:lang w:val="en-US"/>
+        </w:rPr>
+        <w:t>, ?s</w:t>
+      </w:r>
+      <w:proofErr w:type="gramEnd"/>
+      <w:r>
+        <w:rPr>
+          <w:b/>
+          <w:bCs/>
+          <w:lang w:val="en-US"/>
+        </w:rPr>
+        <w:t>)</w:t>
       </w:r>
     </w:p>
     <w:p>
@@ -1150,7 +1407,25 @@
           <w:bCs/>
           <w:lang w:val="en-US"/>
         </w:rPr>
-        <w:t>SWRL Rule on the Project KB</w:t>
+        <w:t xml:space="preserve">SWRL Rule on </w:t>
+      </w:r>
+      <w:proofErr w:type="gramStart"/>
+      <w:r>
+        <w:rPr>
+          <w:b/>
+          <w:bCs/>
+          <w:lang w:val="en-US"/>
+        </w:rPr>
+        <w:t>the Project</w:t>
+      </w:r>
+      <w:proofErr w:type="gramEnd"/>
+      <w:r>
+        <w:rPr>
+          <w:b/>
+          <w:bCs/>
+          <w:lang w:val="en-US"/>
+        </w:rPr>
+        <w:t xml:space="preserve"> KB</w:t>
       </w:r>
     </w:p>
     <w:p>
@@ -1238,7 +1513,25 @@
           <w:bCs/>
           <w:lang w:val="en-US"/>
         </w:rPr>
-        <w:t xml:space="preserve">Person(?p) </w:t>
+        <w:t>Person</w:t>
+      </w:r>
+      <w:proofErr w:type="gramStart"/>
+      <w:r>
+        <w:rPr>
+          <w:b/>
+          <w:bCs/>
+          <w:lang w:val="en-US"/>
+        </w:rPr>
+        <w:t>(?p</w:t>
+      </w:r>
+      <w:proofErr w:type="gramEnd"/>
+      <w:r>
+        <w:rPr>
+          <w:b/>
+          <w:bCs/>
+          <w:lang w:val="en-US"/>
+        </w:rPr>
+        <w:t xml:space="preserve">) </w:t>
       </w:r>
       <w:r>
         <w:rPr>
@@ -1258,6 +1551,7 @@
         <w:t xml:space="preserve"> </w:t>
       </w:r>
       <w:proofErr w:type="spellStart"/>
+      <w:proofErr w:type="gramStart"/>
       <w:r>
         <w:rPr>
           <w:b/>
@@ -1273,7 +1567,34 @@
           <w:bCs/>
           <w:lang w:val="en-US"/>
         </w:rPr>
-        <w:t xml:space="preserve">(?p, ?c) </w:t>
+        <w:t>(</w:t>
+      </w:r>
+      <w:proofErr w:type="gramEnd"/>
+      <w:r>
+        <w:rPr>
+          <w:b/>
+          <w:bCs/>
+          <w:lang w:val="en-US"/>
+        </w:rPr>
+        <w:t>?p</w:t>
+      </w:r>
+      <w:proofErr w:type="gramStart"/>
+      <w:r>
+        <w:rPr>
+          <w:b/>
+          <w:bCs/>
+          <w:lang w:val="en-US"/>
+        </w:rPr>
+        <w:t>, ?c</w:t>
+      </w:r>
+      <w:proofErr w:type="gramEnd"/>
+      <w:r>
+        <w:rPr>
+          <w:b/>
+          <w:bCs/>
+          <w:lang w:val="en-US"/>
+        </w:rPr>
+        <w:t xml:space="preserve">) </w:t>
       </w:r>
       <w:r>
         <w:rPr>
@@ -1293,6 +1614,7 @@
         <w:t xml:space="preserve"> </w:t>
       </w:r>
       <w:proofErr w:type="spellStart"/>
+      <w:proofErr w:type="gramStart"/>
       <w:r>
         <w:rPr>
           <w:b/>
@@ -1308,7 +1630,34 @@
           <w:bCs/>
           <w:lang w:val="en-US"/>
         </w:rPr>
-        <w:t xml:space="preserve">(?c, ?country) </w:t>
+        <w:t>(</w:t>
+      </w:r>
+      <w:proofErr w:type="gramEnd"/>
+      <w:r>
+        <w:rPr>
+          <w:b/>
+          <w:bCs/>
+          <w:lang w:val="en-US"/>
+        </w:rPr>
+        <w:t>?c</w:t>
+      </w:r>
+      <w:proofErr w:type="gramStart"/>
+      <w:r>
+        <w:rPr>
+          <w:b/>
+          <w:bCs/>
+          <w:lang w:val="en-US"/>
+        </w:rPr>
+        <w:t>, ?country</w:t>
+      </w:r>
+      <w:proofErr w:type="gramEnd"/>
+      <w:r>
+        <w:rPr>
+          <w:b/>
+          <w:bCs/>
+          <w:lang w:val="en-US"/>
+        </w:rPr>
+        <w:t xml:space="preserve">) </w:t>
       </w:r>
       <w:r>
         <w:rPr>
@@ -1328,6 +1677,7 @@
         <w:t xml:space="preserve"> </w:t>
       </w:r>
       <w:proofErr w:type="spellStart"/>
+      <w:proofErr w:type="gramStart"/>
       <w:r>
         <w:rPr>
           <w:b/>
@@ -1343,24 +1693,69 @@
           <w:bCs/>
           <w:lang w:val="en-US"/>
         </w:rPr>
-        <w:t>(?p, ?country)</w:t>
-      </w:r>
-    </w:p>
-    <w:p>
-      <w:pPr>
-        <w:rPr>
-          <w:b/>
-          <w:bCs/>
-          <w:lang w:val="en-US"/>
-        </w:rPr>
-      </w:pPr>
-      <w:r>
-        <w:rPr>
-          <w:b/>
-          <w:bCs/>
-          <w:lang w:val="en-US"/>
-        </w:rPr>
-        <w:t>This rule states that if a person was born in a city, and that city is located in a country, then the person is from that country. This allows the system to infer national origin without explicitly storing it for every entity.</w:t>
+        <w:t>(</w:t>
+      </w:r>
+      <w:proofErr w:type="gramEnd"/>
+      <w:r>
+        <w:rPr>
+          <w:b/>
+          <w:bCs/>
+          <w:lang w:val="en-US"/>
+        </w:rPr>
+        <w:t>?p</w:t>
+      </w:r>
+      <w:proofErr w:type="gramStart"/>
+      <w:r>
+        <w:rPr>
+          <w:b/>
+          <w:bCs/>
+          <w:lang w:val="en-US"/>
+        </w:rPr>
+        <w:t>, ?country</w:t>
+      </w:r>
+      <w:proofErr w:type="gramEnd"/>
+      <w:r>
+        <w:rPr>
+          <w:b/>
+          <w:bCs/>
+          <w:lang w:val="en-US"/>
+        </w:rPr>
+        <w:t>)</w:t>
+      </w:r>
+    </w:p>
+    <w:p>
+      <w:pPr>
+        <w:rPr>
+          <w:b/>
+          <w:bCs/>
+          <w:lang w:val="en-US"/>
+        </w:rPr>
+      </w:pPr>
+      <w:r>
+        <w:rPr>
+          <w:b/>
+          <w:bCs/>
+          <w:lang w:val="en-US"/>
+        </w:rPr>
+        <w:t xml:space="preserve">This rule states that if a person was born in a city, and that city </w:t>
+      </w:r>
+      <w:proofErr w:type="gramStart"/>
+      <w:r>
+        <w:rPr>
+          <w:b/>
+          <w:bCs/>
+          <w:lang w:val="en-US"/>
+        </w:rPr>
+        <w:t>is located in</w:t>
+      </w:r>
+      <w:proofErr w:type="gramEnd"/>
+      <w:r>
+        <w:rPr>
+          <w:b/>
+          <w:bCs/>
+          <w:lang w:val="en-US"/>
+        </w:rPr>
+        <w:t xml:space="preserve"> a country, then the person is from that country. This allows the system to infer national origin without explicitly storing it for every entity.</w:t>
       </w:r>
     </w:p>
     <w:p>
@@ -2842,7 +3237,25 @@
           <w:bCs/>
           <w:lang w:val="en-US"/>
         </w:rPr>
-        <w:t xml:space="preserve"> returned partially noisy results, including unrelated entities. This indicates that embeddings partially capture semantic structure but are affected by noise in the KB, particularly for less frequent entities.</w:t>
+        <w:t xml:space="preserve"> returned partially noisy results, including unrelated entities. This indicates that embeddings partially capture semantic structure but are affected by noise in </w:t>
+      </w:r>
+      <w:proofErr w:type="gramStart"/>
+      <w:r>
+        <w:rPr>
+          <w:b/>
+          <w:bCs/>
+          <w:lang w:val="en-US"/>
+        </w:rPr>
+        <w:t>the KB</w:t>
+      </w:r>
+      <w:proofErr w:type="gramEnd"/>
+      <w:r>
+        <w:rPr>
+          <w:b/>
+          <w:bCs/>
+          <w:lang w:val="en-US"/>
+        </w:rPr>
+        <w:t>, particularly for less frequent entities.</w:t>
       </w:r>
     </w:p>
     <w:p>
@@ -2903,9 +3316,28 @@
           <w:bCs/>
           <w:lang w:val="en-US"/>
         </w:rPr>
-        <w:t xml:space="preserve">A schema summary was built from the graph's namespaces, classes, and predicates. It lists the three entity classes (PERSON, ORG, GPE), the main predicates (ns3:locatedIn, </w:t>
+        <w:t>A schema summary was built from the graph's namespaces, classes, and predicates. It lists the three entity classes (PERSON, ORG, GPE), the main predicates (ns</w:t>
+      </w:r>
+      <w:proofErr w:type="gramStart"/>
+      <w:r>
+        <w:rPr>
+          <w:b/>
+          <w:bCs/>
+          <w:lang w:val="en-US"/>
+        </w:rPr>
+        <w:t>3:locatedIn</w:t>
+      </w:r>
+      <w:proofErr w:type="gramEnd"/>
+      <w:r>
+        <w:rPr>
+          <w:b/>
+          <w:bCs/>
+          <w:lang w:val="en-US"/>
+        </w:rPr>
+        <w:t xml:space="preserve">, </w:t>
       </w:r>
       <w:proofErr w:type="spellStart"/>
+      <w:proofErr w:type="gramStart"/>
       <w:r>
         <w:rPr>
           <w:b/>
@@ -2915,6 +3347,7 @@
         <w:t>rdf:type</w:t>
       </w:r>
       <w:proofErr w:type="spellEnd"/>
+      <w:proofErr w:type="gramEnd"/>
       <w:r>
         <w:rPr>
           <w:b/>
@@ -2924,6 +3357,7 @@
         <w:t xml:space="preserve">, </w:t>
       </w:r>
       <w:proofErr w:type="spellStart"/>
+      <w:proofErr w:type="gramStart"/>
       <w:r>
         <w:rPr>
           <w:b/>
@@ -2933,6 +3367,7 @@
         <w:t>rdfs:label</w:t>
       </w:r>
       <w:proofErr w:type="spellEnd"/>
+      <w:proofErr w:type="gramEnd"/>
       <w:r>
         <w:rPr>
           <w:b/>
@@ -2942,6 +3377,7 @@
         <w:t xml:space="preserve">, </w:t>
       </w:r>
       <w:proofErr w:type="spellStart"/>
+      <w:proofErr w:type="gramStart"/>
       <w:r>
         <w:rPr>
           <w:b/>
@@ -2951,6 +3387,7 @@
         <w:t>owl:sameAs</w:t>
       </w:r>
       <w:proofErr w:type="spellEnd"/>
+      <w:proofErr w:type="gramEnd"/>
       <w:r>
         <w:rPr>
           <w:b/>
@@ -3036,6 +3473,7 @@
           <w:lang w:val="en-US"/>
         </w:rPr>
       </w:pPr>
+      <w:proofErr w:type="gramStart"/>
       <w:r>
         <w:rPr>
           <w:b/>
@@ -3052,6 +3490,7 @@
         </w:rPr>
         <w:t>:</w:t>
       </w:r>
+      <w:proofErr w:type="gramEnd"/>
       <w:r>
         <w:rPr>
           <w:b/>
@@ -3075,7 +3514,16 @@
           <w:bCs/>
           <w:lang w:val="en-US"/>
         </w:rPr>
-        <w:t xml:space="preserve">Question 1 </w:t>
+        <w:t xml:space="preserve">Question </w:t>
+      </w:r>
+      <w:proofErr w:type="gramStart"/>
+      <w:r>
+        <w:rPr>
+          <w:b/>
+          <w:bCs/>
+          <w:lang w:val="en-US"/>
+        </w:rPr>
+        <w:t xml:space="preserve">1 </w:t>
       </w:r>
       <w:r>
         <w:rPr>
@@ -3085,13 +3533,32 @@
         </w:rPr>
         <w:t>:</w:t>
       </w:r>
-      <w:r>
-        <w:rPr>
-          <w:b/>
-          <w:bCs/>
-          <w:lang w:val="en-US"/>
-        </w:rPr>
-        <w:t xml:space="preserve"> "What entities are located in France?" The baseline described the geography of France, completely off-topic. The RAG system returned a real list of KB entities: Abidjan, Albi, 1er Empire, all correctly identified as GPE entities. RAG: correct. Baseline: incorrect.</w:t>
+      <w:proofErr w:type="gramEnd"/>
+      <w:r>
+        <w:rPr>
+          <w:b/>
+          <w:bCs/>
+          <w:lang w:val="en-US"/>
+        </w:rPr>
+        <w:t xml:space="preserve"> "What entities are located in France?" The baseline described the geography of France, completely </w:t>
+      </w:r>
+      <w:proofErr w:type="gramStart"/>
+      <w:r>
+        <w:rPr>
+          <w:b/>
+          <w:bCs/>
+          <w:lang w:val="en-US"/>
+        </w:rPr>
+        <w:t>off-topic</w:t>
+      </w:r>
+      <w:proofErr w:type="gramEnd"/>
+      <w:r>
+        <w:rPr>
+          <w:b/>
+          <w:bCs/>
+          <w:lang w:val="en-US"/>
+        </w:rPr>
+        <w:t>. The RAG system returned a real list of KB entities: Abidjan, Albi, 1er Empire, all correctly identified as GPE entities. RAG: correct. Baseline: incorrect.</w:t>
       </w:r>
     </w:p>
     <w:p>
@@ -3178,7 +3645,16 @@
           <w:bCs/>
           <w:lang w:val="en-US"/>
         </w:rPr>
-        <w:t xml:space="preserve">Question 2 </w:t>
+        <w:t xml:space="preserve">Question </w:t>
+      </w:r>
+      <w:proofErr w:type="gramStart"/>
+      <w:r>
+        <w:rPr>
+          <w:b/>
+          <w:bCs/>
+          <w:lang w:val="en-US"/>
+        </w:rPr>
+        <w:t xml:space="preserve">2 </w:t>
       </w:r>
       <w:r>
         <w:rPr>
@@ -3188,6 +3664,7 @@
         </w:rPr>
         <w:t>:</w:t>
       </w:r>
+      <w:proofErr w:type="gramEnd"/>
       <w:r>
         <w:rPr>
           <w:b/>
@@ -3271,7 +3748,16 @@
           <w:bCs/>
           <w:lang w:val="en-US"/>
         </w:rPr>
-        <w:t xml:space="preserve">Question 3 </w:t>
+        <w:t xml:space="preserve">Question </w:t>
+      </w:r>
+      <w:proofErr w:type="gramStart"/>
+      <w:r>
+        <w:rPr>
+          <w:b/>
+          <w:bCs/>
+          <w:lang w:val="en-US"/>
+        </w:rPr>
+        <w:t xml:space="preserve">3 </w:t>
       </w:r>
       <w:r>
         <w:rPr>
@@ -3281,6 +3767,7 @@
         </w:rPr>
         <w:t>:</w:t>
       </w:r>
+      <w:proofErr w:type="gramEnd"/>
       <w:r>
         <w:rPr>
           <w:b/>
@@ -3375,6 +3862,7 @@
         </w:rPr>
         <w:t xml:space="preserve">Question </w:t>
       </w:r>
+      <w:proofErr w:type="gramStart"/>
       <w:r>
         <w:rPr>
           <w:b/>
@@ -3383,6 +3871,7 @@
         </w:rPr>
         <w:t>4 :</w:t>
       </w:r>
+      <w:proofErr w:type="gramEnd"/>
       <w:r>
         <w:rPr>
           <w:b/>
@@ -3443,7 +3932,25 @@
           <w:bCs/>
           <w:lang w:val="en-US"/>
         </w:rPr>
-        <w:t xml:space="preserve"> Q456) and responded that Lyon is located in France. Both answers are correct, but the baseline is more detailed while RAG is </w:t>
+        <w:t xml:space="preserve"> Q456) and responded that Lyon </w:t>
+      </w:r>
+      <w:proofErr w:type="gramStart"/>
+      <w:r>
+        <w:rPr>
+          <w:b/>
+          <w:bCs/>
+          <w:lang w:val="en-US"/>
+        </w:rPr>
+        <w:t>is located in</w:t>
+      </w:r>
+      <w:proofErr w:type="gramEnd"/>
+      <w:r>
+        <w:rPr>
+          <w:b/>
+          <w:bCs/>
+          <w:lang w:val="en-US"/>
+        </w:rPr>
+        <w:t xml:space="preserve"> France. Both answers are correct, but the baseline is more detailed while RAG is </w:t>
       </w:r>
       <w:r>
         <w:rPr>
@@ -3544,7 +4051,16 @@
           <w:bCs/>
           <w:lang w:val="en-US"/>
         </w:rPr>
-        <w:t xml:space="preserve">Question 5 </w:t>
+        <w:t xml:space="preserve">Question </w:t>
+      </w:r>
+      <w:proofErr w:type="gramStart"/>
+      <w:r>
+        <w:rPr>
+          <w:b/>
+          <w:bCs/>
+          <w:lang w:val="en-US"/>
+        </w:rPr>
+        <w:t xml:space="preserve">5 </w:t>
       </w:r>
       <w:r>
         <w:rPr>
@@ -3554,6 +4070,7 @@
         </w:rPr>
         <w:t>:</w:t>
       </w:r>
+      <w:proofErr w:type="gramEnd"/>
       <w:r>
         <w:rPr>
           <w:b/>
@@ -3680,7 +4197,25 @@
           <w:bCs/>
           <w:lang w:val="en-US"/>
         </w:rPr>
-        <w:t xml:space="preserve">A command-line chatbot was built using Python's input() function in </w:t>
+        <w:t xml:space="preserve">A command-line chatbot was built using Python's </w:t>
+      </w:r>
+      <w:proofErr w:type="gramStart"/>
+      <w:r>
+        <w:rPr>
+          <w:b/>
+          <w:bCs/>
+          <w:lang w:val="en-US"/>
+        </w:rPr>
+        <w:t>input(</w:t>
+      </w:r>
+      <w:proofErr w:type="gramEnd"/>
+      <w:r>
+        <w:rPr>
+          <w:b/>
+          <w:bCs/>
+          <w:lang w:val="en-US"/>
+        </w:rPr>
+        <w:t xml:space="preserve">) function in </w:t>
       </w:r>
       <w:proofErr w:type="spellStart"/>
       <w:r>
@@ -3776,7 +4311,43 @@
           <w:bCs/>
           <w:lang w:val="en-US"/>
         </w:rPr>
-        <w:t>The quality of the RAG output was directly bounded by the quality of the knowledge graph. The Eiffel Tower case clearly illustrates this: the entity "Eiffel" was incorrectly typed as PERSON in the KB due to a noisy NER pipeline, which produced a sparse and misleading context. The LLM ignored this context and hallucinated anyway. This is a classic "Garbage In, Garbage Out" problem — a RAG system is only as good as the knowledge it retrieves from.</w:t>
+        <w:t xml:space="preserve">The quality of the RAG output was directly </w:t>
+      </w:r>
+      <w:proofErr w:type="gramStart"/>
+      <w:r>
+        <w:rPr>
+          <w:b/>
+          <w:bCs/>
+          <w:lang w:val="en-US"/>
+        </w:rPr>
+        <w:t>bounded</w:t>
+      </w:r>
+      <w:proofErr w:type="gramEnd"/>
+      <w:r>
+        <w:rPr>
+          <w:b/>
+          <w:bCs/>
+          <w:lang w:val="en-US"/>
+        </w:rPr>
+        <w:t xml:space="preserve"> by the quality of the knowledge graph. The Eiffel Tower case clearly illustrates this: the entity "Eiffel" was incorrectly typed as PERSON in the KB due to a noisy NER pipeline, which produced a sparse and misleading context. The LLM ignored this context and hallucinated anyway. This is a classic "Garbage In, Garbage Out" </w:t>
+      </w:r>
+      <w:proofErr w:type="gramStart"/>
+      <w:r>
+        <w:rPr>
+          <w:b/>
+          <w:bCs/>
+          <w:lang w:val="en-US"/>
+        </w:rPr>
+        <w:t>problem — a</w:t>
+      </w:r>
+      <w:proofErr w:type="gramEnd"/>
+      <w:r>
+        <w:rPr>
+          <w:b/>
+          <w:bCs/>
+          <w:lang w:val="en-US"/>
+        </w:rPr>
+        <w:t xml:space="preserve"> RAG system is only as good as the knowledge it retrieves from.</w:t>
       </w:r>
     </w:p>
     <w:p>
@@ -3844,9 +4415,28 @@
           <w:bCs/>
           <w:lang w:val="en-US"/>
         </w:rPr>
-        <w:t xml:space="preserve"> SPARQL introduced triples that were not semantically relevant to the French cities domain. Third, the </w:t>
+        <w:t xml:space="preserve"> SPARQL introduced triples that were not semantically relevant to the French </w:t>
+      </w:r>
+      <w:proofErr w:type="gramStart"/>
+      <w:r>
+        <w:rPr>
+          <w:b/>
+          <w:bCs/>
+          <w:lang w:val="en-US"/>
+        </w:rPr>
+        <w:t>cities</w:t>
+      </w:r>
+      <w:proofErr w:type="gramEnd"/>
+      <w:r>
+        <w:rPr>
+          <w:b/>
+          <w:bCs/>
+          <w:lang w:val="en-US"/>
+        </w:rPr>
+        <w:t xml:space="preserve"> domain. Third, the </w:t>
       </w:r>
       <w:proofErr w:type="spellStart"/>
+      <w:proofErr w:type="gramStart"/>
       <w:r>
         <w:rPr>
           <w:b/>
@@ -3856,6 +4446,7 @@
         <w:t>locatedIn</w:t>
       </w:r>
       <w:proofErr w:type="spellEnd"/>
+      <w:proofErr w:type="gramEnd"/>
       <w:r>
         <w:rPr>
           <w:b/>
@@ -3896,7 +4487,25 @@
           <w:bCs/>
           <w:lang w:val="en-US"/>
         </w:rPr>
-        <w:t xml:space="preserve">Rule-based reasoning with SWRL produces deterministic and interpretable results. Given the rule Person(?p) </w:t>
+        <w:t>Rule-based reasoning with SWRL produces deterministic and interpretable results. Given the rule Person</w:t>
+      </w:r>
+      <w:proofErr w:type="gramStart"/>
+      <w:r>
+        <w:rPr>
+          <w:b/>
+          <w:bCs/>
+          <w:lang w:val="en-US"/>
+        </w:rPr>
+        <w:t>(?p</w:t>
+      </w:r>
+      <w:proofErr w:type="gramEnd"/>
+      <w:r>
+        <w:rPr>
+          <w:b/>
+          <w:bCs/>
+          <w:lang w:val="en-US"/>
+        </w:rPr>
+        <w:t xml:space="preserve">) </w:t>
       </w:r>
       <w:r>
         <w:rPr>
@@ -3916,6 +4525,7 @@
         <w:t xml:space="preserve"> </w:t>
       </w:r>
       <w:proofErr w:type="spellStart"/>
+      <w:proofErr w:type="gramStart"/>
       <w:r>
         <w:rPr>
           <w:b/>
@@ -3931,7 +4541,34 @@
           <w:bCs/>
           <w:lang w:val="en-US"/>
         </w:rPr>
-        <w:t xml:space="preserve">(?p, ?c) </w:t>
+        <w:t>(</w:t>
+      </w:r>
+      <w:proofErr w:type="gramEnd"/>
+      <w:r>
+        <w:rPr>
+          <w:b/>
+          <w:bCs/>
+          <w:lang w:val="en-US"/>
+        </w:rPr>
+        <w:t>?p</w:t>
+      </w:r>
+      <w:proofErr w:type="gramStart"/>
+      <w:r>
+        <w:rPr>
+          <w:b/>
+          <w:bCs/>
+          <w:lang w:val="en-US"/>
+        </w:rPr>
+        <w:t>, ?c</w:t>
+      </w:r>
+      <w:proofErr w:type="gramEnd"/>
+      <w:r>
+        <w:rPr>
+          <w:b/>
+          <w:bCs/>
+          <w:lang w:val="en-US"/>
+        </w:rPr>
+        <w:t xml:space="preserve">) </w:t>
       </w:r>
       <w:r>
         <w:rPr>
@@ -3951,6 +4588,7 @@
         <w:t xml:space="preserve"> </w:t>
       </w:r>
       <w:proofErr w:type="spellStart"/>
+      <w:proofErr w:type="gramStart"/>
       <w:r>
         <w:rPr>
           <w:b/>
@@ -3966,7 +4604,34 @@
           <w:bCs/>
           <w:lang w:val="en-US"/>
         </w:rPr>
-        <w:t xml:space="preserve">(?c, ?country) </w:t>
+        <w:t>(</w:t>
+      </w:r>
+      <w:proofErr w:type="gramEnd"/>
+      <w:r>
+        <w:rPr>
+          <w:b/>
+          <w:bCs/>
+          <w:lang w:val="en-US"/>
+        </w:rPr>
+        <w:t>?c</w:t>
+      </w:r>
+      <w:proofErr w:type="gramStart"/>
+      <w:r>
+        <w:rPr>
+          <w:b/>
+          <w:bCs/>
+          <w:lang w:val="en-US"/>
+        </w:rPr>
+        <w:t>, ?country</w:t>
+      </w:r>
+      <w:proofErr w:type="gramEnd"/>
+      <w:r>
+        <w:rPr>
+          <w:b/>
+          <w:bCs/>
+          <w:lang w:val="en-US"/>
+        </w:rPr>
+        <w:t xml:space="preserve">) </w:t>
       </w:r>
       <w:r>
         <w:rPr>
@@ -3986,6 +4651,7 @@
         <w:t xml:space="preserve"> </w:t>
       </w:r>
       <w:proofErr w:type="spellStart"/>
+      <w:proofErr w:type="gramStart"/>
       <w:r>
         <w:rPr>
           <w:b/>
@@ -4001,7 +4667,34 @@
           <w:bCs/>
           <w:lang w:val="en-US"/>
         </w:rPr>
-        <w:t xml:space="preserve">(?p, ?country), the system will always infer the correct </w:t>
+        <w:t>(</w:t>
+      </w:r>
+      <w:proofErr w:type="gramEnd"/>
+      <w:r>
+        <w:rPr>
+          <w:b/>
+          <w:bCs/>
+          <w:lang w:val="en-US"/>
+        </w:rPr>
+        <w:t>?p</w:t>
+      </w:r>
+      <w:proofErr w:type="gramStart"/>
+      <w:r>
+        <w:rPr>
+          <w:b/>
+          <w:bCs/>
+          <w:lang w:val="en-US"/>
+        </w:rPr>
+        <w:t>, ?country</w:t>
+      </w:r>
+      <w:proofErr w:type="gramEnd"/>
+      <w:r>
+        <w:rPr>
+          <w:b/>
+          <w:bCs/>
+          <w:lang w:val="en-US"/>
+        </w:rPr>
+        <w:t xml:space="preserve">), the system will always infer the correct </w:t>
       </w:r>
       <w:proofErr w:type="spellStart"/>
       <w:r>
